--- a/无人机编队灯光秀模拟系统_需求分析与设计报告.docx
+++ b/无人机编队灯光秀模拟系统_需求分析与设计报告.docx
@@ -881,7 +881,7 @@
           <w:b w:val="0"/>
           <w:sz w:val="24"/>
         </w:rPr>
-        <w:t>本系统以Windows控制台为渲染平台，采用字符画（CHAR_INFO帧缓冲+WriteConsoleOutputW）方案，无需任何第三方图形库，完全基于标准C/C++和Win32 Console API实现。系统支持300架无人机同时在120×40字符格的舞台上运行，提供15种几何编队图案、文字点阵编队、BMP图片编队、8种灯光颜色、5种动态灯光特效，以及安全检测、历史回溯等完整功能。</w:t>
+        <w:t>本系统以Windows控制台为渲染平台，采用字符画（CHAR_INFO帧缓冲+WriteConsoleOutputW）方案，无需任何第三方图形库，完全基于标准C/C++和Win32 Console API实现。系统支持500架无人机同时在120×40字符格的舞台上运行，提供15种几何编队图案、文字点阵编队、BMP图片编队、8种灯光颜色、5种动态灯光特效，以及安全检测、历史回溯等完整功能。</w:t>
       </w:r>
     </w:p>
     <w:p>
@@ -1107,7 +1107,7 @@
               <w:rPr>
                 <w:sz w:val="20"/>
               </w:rPr>
-              <w:t>设置无人机数量(≤300架)、初始位置随机散布、飞行高度设定。系统启动后自动生成默认圆形编队，所有无人机从随机初始位置迁移到编队目标位置。</w:t>
+              <w:t>设置无人机数量(≤500架)、初始位置随机散布、飞行高度设定。系统启动后自动生成默认圆形编队，所有无人机从随机初始位置迁移到编队目标位置。</w:t>
             </w:r>
           </w:p>
         </w:tc>
@@ -2870,7 +2870,7 @@
               <w:rPr>
                 <w:sz w:val="20"/>
               </w:rPr>
-              <w:t>1.双击运行 2.自动初始化300架无人机 3.显示欢迎界面 4.按任意键进入主界面</w:t>
+              <w:t>1.双击运行 2.自动初始化500架无人机 3.显示欢迎界面 4.按任意键进入主界面</w:t>
             </w:r>
           </w:p>
         </w:tc>
@@ -4325,7 +4325,7 @@
           <w:rFonts w:ascii="Consolas" w:hAnsi="Consolas"/>
           <w:sz w:val="18"/>
         </w:rPr>
-        <w:t xml:space="preserve">  ├─ controller_create()            // 分配Controller + 创建300架无人机</w:t>
+        <w:t xml:space="preserve">  ├─ controller_create()            // 分配Controller + 创建500架无人机</w:t>
       </w:r>
     </w:p>
     <w:p>
@@ -4591,7 +4591,7 @@
           <w:rFonts w:ascii="Consolas" w:hAnsi="Consolas"/>
           <w:sz w:val="18"/>
         </w:rPr>
-        <w:t xml:space="preserve">            │    ├─ traj_update_fleet()  // 300架无人机逐帧移动</w:t>
+        <w:t xml:space="preserve">            │    ├─ traj_update_fleet()  // 500架无人机逐帧移动</w:t>
       </w:r>
     </w:p>
     <w:p>
@@ -7958,7 +7958,7 @@
               <w:rPr>
                 <w:sz w:val="20"/>
               </w:rPr>
-              <w:t>批量创建无人机编队（最多300架）</w:t>
+              <w:t>批量创建无人机编队（最多500架）</w:t>
             </w:r>
           </w:p>
         </w:tc>
@@ -19710,7 +19710,7 @@
           <w:b w:val="0"/>
           <w:sz w:val="24"/>
         </w:rPr>
-        <w:t>（4）边界测试：无人机数量边界（0架、1架、300架、超300架）；图案参数边界（0缩放、负数缩放、超大缩放）；轨迹边界（0航点、200航点）；安全检测边界（无人机在边界线上、两机完全重叠）。</w:t>
+        <w:t>（4）边界测试：无人机数量边界（0架、1架、500架、超500架）；图案参数边界（0缩放、负数缩放、超大缩放）；轨迹边界（0航点、200航点）；安全检测边界（无人机在边界线上、两机完全重叠）。</w:t>
       </w:r>
     </w:p>
     <w:p>

--- a/无人机编队灯光秀模拟系统_需求分析与设计报告.docx
+++ b/无人机编队灯光秀模拟系统_需求分析与设计报告.docx
@@ -3615,7 +3615,7 @@
           <w:rFonts w:ascii="Consolas" w:hAnsi="Consolas"/>
           <w:sz w:val="18"/>
         </w:rPr>
-        <w:t>├── DESIGN_REPORT.md          # Markdown版设计报告</w:t>
+        <w:t>├── DESIGN_REPORT.docx          # Markdown版设计报告</w:t>
       </w:r>
     </w:p>
     <w:p>
@@ -3643,7 +3643,7 @@
           <w:rFonts w:ascii="Consolas" w:hAnsi="Consolas"/>
           <w:sz w:val="18"/>
         </w:rPr>
-        <w:t>├── Makefile                  # 编译脚本</w:t>
+        <w:t># 已移除                  # 编译脚本</w:t>
       </w:r>
     </w:p>
     <w:p>
@@ -4339,7 +4339,7 @@
           <w:rFonts w:ascii="Consolas" w:hAnsi="Consolas"/>
           <w:sz w:val="18"/>
         </w:rPr>
-        <w:t xml:space="preserve">  │   ├─ drone_create_fleet(300, 1)  // 批量创建，初始位置暂放舞台中央</w:t>
+        <w:t xml:space="preserve">  │   ├─ drone_create_fleet(500, 1)  // 批量创建，初始位置暂放舞台中央</w:t>
       </w:r>
     </w:p>
     <w:p>
@@ -5263,7 +5263,7 @@
           <w:rFonts w:ascii="Consolas" w:hAnsi="Consolas"/>
           <w:sz w:val="18"/>
         </w:rPr>
-        <w:t xml:space="preserve">  ├─ fleet: Drone*[300] ────→ Drone {id, position(x,y), height,</w:t>
+        <w:t xml:space="preserve">  ├─ fleet: Drone*[500] ────→ Drone {id, position(x,y), height,</w:t>
       </w:r>
     </w:p>
     <w:p>
@@ -5319,7 +5319,7 @@
           <w:rFonts w:ascii="Consolas" w:hAnsi="Consolas"/>
           <w:sz w:val="18"/>
         </w:rPr>
-        <w:t xml:space="preserve">  │                            center, scale, rotation, targets[300],</w:t>
+        <w:t xml:space="preserve">  │                            center, scale, rotation, targets[500],</w:t>
       </w:r>
     </w:p>
     <w:p>
@@ -5361,7 +5361,7 @@
           <w:rFonts w:ascii="Consolas" w:hAnsi="Consolas"/>
           <w:sz w:val="18"/>
         </w:rPr>
-        <w:t xml:space="preserve">  ├─ trajectories[300] ────→ Trajectory {WayPoint waypoints[200],</w:t>
+        <w:t xml:space="preserve">  ├─ trajectories[500] ────→ Trajectory {WayPoint waypoints[200],</w:t>
       </w:r>
     </w:p>
     <w:p>
@@ -11549,7 +11549,7 @@
           <w:rFonts w:ascii="Consolas" w:hAnsi="Consolas"/>
           <w:sz w:val="18"/>
         </w:rPr>
-        <w:t>Row 39:  ─────── 总:300 活跃:30 ── 提示文字 ──────────── ← 底栏</w:t>
+        <w:t>Row 39:  ─────── 总:500 活跃:30 ── 提示文字 ──────────── ← 底栏</w:t>
       </w:r>
     </w:p>
     <w:p>
@@ -13157,7 +13157,7 @@
               <w:rPr>
                 <w:sz w:val="20"/>
               </w:rPr>
-              <w:t>trajectories[300]</w:t>
+              <w:t>trajectories[500]</w:t>
             </w:r>
           </w:p>
         </w:tc>
@@ -16617,7 +16617,7 @@
           <w:rFonts w:ascii="Consolas" w:hAnsi="Consolas"/>
           <w:sz w:val="18"/>
         </w:rPr>
-        <w:t xml:space="preserve">    │     └→ ───── "总:300" + "活跃:30" + 提示文字 ─────</w:t>
+        <w:t xml:space="preserve">    │     └→ ───── "总:500" + "活跃:30" + 提示文字 ─────</w:t>
       </w:r>
     </w:p>
     <w:p>
@@ -17086,7 +17086,7 @@
           <w:rFonts w:ascii="Consolas" w:hAnsi="Consolas"/>
           <w:sz w:val="18"/>
         </w:rPr>
-        <w:t>│ 总:300  活跃:30        S:Run P:Pause ... T:Text I:Img H:Hist    │ Row 39</w:t>
+        <w:t>│ 总:500  活跃:30        S:Run P:Pause ... T:Text I:Img H:Hist    │ Row 39</w:t>
       </w:r>
     </w:p>
     <w:p>
@@ -18627,7 +18627,7 @@
           <w:rFonts w:ascii="Consolas" w:hAnsi="Consolas"/>
           <w:sz w:val="18"/>
         </w:rPr>
-        <w:t># 使用Makefile编译</w:t>
+        <w:t># 使用build.bat编译</w:t>
       </w:r>
     </w:p>
     <w:p>
@@ -19617,7 +19617,7 @@
           <w:b w:val="0"/>
           <w:sz w:val="24"/>
         </w:rPr>
-        <w:t>共同工作：公共头文件（common.h）的类型定义和维护、程序入口（main.cpp）、编译脚本（Makefile）、本报告撰写。</w:t>
+        <w:t>共同工作：公共头文件（common.h）的类型定义和维护、程序入口（main.cpp）、编译脚本（build.bat）、本报告撰写。</w:t>
       </w:r>
     </w:p>
     <w:p>
